--- a/testakten/robotikrecht-roboterflotte-vellbruck-muenchen/13_risikobeurteilung_auszug.docx
+++ b/testakten/robotikrecht-roboterflotte-vellbruck-muenchen/13_risikobeurteilung_auszug.docx
@@ -37,7 +37,7 @@
         <w:jc w:val="left"/>
       </w:pPr>
       <w:r>
-        <w:t>Dieses Aktenstück betrifft Gefährdungen, Risikominderung, Validierung. Es ist nicht abschließend freigegeben. Die technische Seite spricht in Versionen, Tickets und Parametern; die rechtliche Seite muss daraus Rollen, Zweckbestimmung, Pflichtenkreis und Beweisrisiko bilden.</w:t>
+        <w:t>Dieser Auszug dokumentiert den Stand der Risikobeurteilung der Werkbank C7 vom 11.03.2026 und markiert die Punkte, die nach dem Unfall und vor Patch 2.7.1 neu zu bewerten sind.</w:t>
       </w:r>
     </w:p>
     <w:p>
@@ -56,13 +56,7 @@
         <w:pStyle w:val="ListBullet"/>
       </w:pPr>
       <w:r>
-        <w:rPr>
-          <w:b/>
-        </w:rPr>
-        <w:t>Gefährdungen:</w:t>
-      </w:r>
-      <w:r>
-        <w:t xml:space="preserve"> Die Akte enthält hierzu widersprüchliche Hinweise. Für die rechtliche Bewertung muss geklärt werden, ob die Aussage aus Vertrag, Anleitung, Produktakte, Marketing, Logdaten oder nachträglicher Krisenkommunikation stammt.</w:t>
+        <w:t>Gefährdungen: Erfasst sind Quetsch- und Stoßstellen der Zelle sowie Transportgefahren der AMR-Schnittstelle; nicht erfasst ist die Manipulation von Schutzfeldern durch Betreiberpersonal.</w:t>
       </w:r>
     </w:p>
     <w:p>
@@ -70,13 +64,7 @@
         <w:pStyle w:val="ListBullet"/>
       </w:pPr>
       <w:r>
-        <w:rPr>
-          <w:b/>
-        </w:rPr>
-        <w:t>Risikominderung:</w:t>
-      </w:r>
-      <w:r>
-        <w:t xml:space="preserve"> Die Akte enthält hierzu widersprüchliche Hinweise. Für die rechtliche Bewertung muss geklärt werden, ob die Aussage aus Vertrag, Anleitung, Produktakte, Marketing, Logdaten oder nachträglicher Krisenkommunikation stammt.</w:t>
+        <w:t>Risikominderung: Die Beurteilung setzt auf inhärent sichere Konstruktion und Kraftbegrenzung; organisatorische Maßnahmen beim Betreiber sind als flankierend eingestuft.</w:t>
       </w:r>
     </w:p>
     <w:p>
@@ -84,13 +72,7 @@
         <w:pStyle w:val="ListBullet"/>
       </w:pPr>
       <w:r>
-        <w:rPr>
-          <w:b/>
-        </w:rPr>
-        <w:t>Validierung:</w:t>
-      </w:r>
-      <w:r>
-        <w:t xml:space="preserve"> Die Akte enthält hierzu widersprüchliche Hinweise. Für die rechtliche Bewertung muss geklärt werden, ob die Aussage aus Vertrag, Anleitung, Produktakte, Marketing, Logdaten oder nachträglicher Krisenkommunikation stammt.</w:t>
+        <w:t>Validierung: Die Validierungsmessungen stammen vom Softwarestand 2.5; für 2.7.1 existieren nur Herstellerangaben des Sensorlieferanten.</w:t>
       </w:r>
     </w:p>
     <w:p>
@@ -109,7 +91,7 @@
         <w:jc w:val="left"/>
       </w:pPr>
       <w:r>
-        <w:t>Die Unterlage ist bewusst nicht glatt: Vertrieb, Technik, Datenschutz, Qualitätssicherung und Geschäftsführung verwenden nicht immer dieselben Produktnamen. Gerade daraus entsteht das juristische Problem, weil Zweckbestimmung, tatsächliche Nutzung, Werbeaussage und Updatepraxis auseinanderlaufen.</w:t>
+        <w:t>Die Beurteilung deckt mechanische Gefährdungen, Kraft- und Leistungsbegrenzung und das Zusammenwirken mit Werkern am Montagearbeitsplatz ab; Softwareänderungen nach dem 11.03.2026 sind nicht erfasst.</w:t>
       </w:r>
     </w:p>
     <w:p>
@@ -117,23 +99,7 @@
         <w:jc w:val="left"/>
       </w:pPr>
       <w:r>
-        <w:t>Für die rechtliche Bewertung müssen die technischen Annahmen jeweils mit der Produktakte abgeglichen werden. Eine Risikobeurteilung, die nur den Laborzustand beschreibt, trägt den Pilotbetrieb im Lager oder im Pflegezimmer nicht automatisch.</w:t>
-      </w:r>
-    </w:p>
-    <w:p>
-      <w:pPr>
-        <w:jc w:val="left"/>
-      </w:pPr>
-      <w:r>
-        <w:t>Die Akte enthält mehrere Spuren, die sich gegenseitig widersprechen: Der Betreiber spricht von einem autonomen Flottensystem, die CE-Unterlage von einem assistierten Transportmittel, die Marketingfolien von lernender Umgebungserkennung und die Bedienungsanleitung von festen Sicherheitszonen.</w:t>
-      </w:r>
-    </w:p>
-    <w:p>
-      <w:pPr>
-        <w:jc w:val="left"/>
-      </w:pPr>
-      <w:r>
-        <w:t>Die Kanzlei soll keine finale technische Konformität bescheinigen, sondern entscheiden, welche Unterlagen fehlen, welche Sofortmaßnahmen nötig sind und welche Aussagen gegenüber Behörde, Kunden, Versicherer und Betroffenen vertretbar sind.</w:t>
+        <w:t>Die vorhersehbare Fehlanwendung über das frei zugängliche Admin-Menü ist in der geltenden Fassung nicht bewertet, obwohl der Unfall vom 27.05.2026 genau diesen Pfad genommen hat.</w:t>
       </w:r>
     </w:p>
     <w:p>
@@ -152,10 +118,7 @@
         <w:pStyle w:val="Heading3"/>
       </w:pPr>
       <w:r>
-        <w:rPr>
-          <w:rFonts w:ascii="Times New Roman" w:hAnsi="Times New Roman"/>
-        </w:rPr>
-        <w:t>Punkt 1</w:t>
+        <w:t>Gefährdungen</w:t>
       </w:r>
     </w:p>
     <w:p>
@@ -163,7 +126,15 @@
         <w:jc w:val="left"/>
       </w:pPr>
       <w:r>
-        <w:t>Im Gespräch mit Leonie Rottkamp, Bertram Kiendl und Jasper Rodenwald wurde deutlich, dass die Produktlinie nicht mit einer einzigen rechtlichen Schublade erfasst werden kann. Die Vellbruck Robotics GmbH liefert Hardware, Steuerungssoftware, Cloudfunktionen, Wartung und gelegentlich eine kundenspezifische Parametrisierung. Beim Betreiber Münchner Feinlogistik GmbH wurden Schutzfelder verändert, ohne dass klar ist, ob dies vom Admin-Panel gedeckt oder nur technisch möglich war. Der Pflegepilot im St.-Ludgerus-Klinikum München-Sendling verschärft die Lage, weil dort Sensorik, vulnerable Personen und medizinische Nähe zusammentreffen.</w:t>
+        <w:t>Die Gefährdungsliste wird um Konfigurationsmissbrauch und um den Mischverkehr in Halle 12 ergänzt; die Logbefunde vom 27.05.2026 dienen als Ereignisgrundlage.</w:t>
+      </w:r>
+    </w:p>
+    <w:p>
+      <w:pPr>
+        <w:pStyle w:val="Heading3"/>
+      </w:pPr>
+      <w:r>
+        <w:t>Risikominderung</w:t>
       </w:r>
     </w:p>
     <w:p>
@@ -171,7 +142,7 @@
         <w:jc w:val="left"/>
       </w:pPr>
       <w:r>
-        <w:t>Für die anwaltliche Bearbeitung sollte zu diesem Punkt eine Belegspur angelegt werden: Dokument, Version, Datum, Verfasser, technische Quelle, rechtliche Relevanz und offene Rückfrage. Besonders gefährlich sind Formulierungen wie „selbstlernend“, „voll autonom“, „MDR-ready“, „sicher ohne Schutzzaun“ oder „keine personenbezogenen Daten“, wenn die technische Dokumentation das nicht trägt.</w:t>
+        <w:t>Nach dem Unfall wird die Rangfolge korrigiert: technische Sperre des Admin-Menüs vor organisatorischen Vorgaben; die Sperre ist Teil von Patch 2.7.1.</w:t>
       </w:r>
     </w:p>
     <w:p>
@@ -179,10 +150,7 @@
         <w:pStyle w:val="Heading3"/>
       </w:pPr>
       <w:r>
-        <w:rPr>
-          <w:rFonts w:ascii="Times New Roman" w:hAnsi="Times New Roman"/>
-        </w:rPr>
-        <w:t>Punkt 2</w:t>
+        <w:t>Validierung</w:t>
       </w:r>
     </w:p>
     <w:p>
@@ -190,150 +158,7 @@
         <w:jc w:val="left"/>
       </w:pPr>
       <w:r>
-        <w:t>Im Gespräch mit Leonie Rottkamp, Bertram Kiendl und Jasper Rodenwald wurde deutlich, dass die Produktlinie nicht mit einer einzigen rechtlichen Schublade erfasst werden kann. Die Vellbruck Robotics GmbH liefert Hardware, Steuerungssoftware, Cloudfunktionen, Wartung und gelegentlich eine kundenspezifische Parametrisierung. Beim Betreiber Münchner Feinlogistik GmbH wurden Schutzfelder verändert, ohne dass klar ist, ob dies vom Admin-Panel gedeckt oder nur technisch möglich war. Der Pflegepilot im St.-Ludgerus-Klinikum München-Sendling verschärft die Lage, weil dort Sensorik, vulnerable Personen und medizinische Nähe zusammentreffen.</w:t>
-      </w:r>
-    </w:p>
-    <w:p>
-      <w:pPr>
-        <w:jc w:val="left"/>
-      </w:pPr>
-      <w:r>
-        <w:t>Für die anwaltliche Bearbeitung sollte zu diesem Punkt eine Belegspur angelegt werden: Dokument, Version, Datum, Verfasser, technische Quelle, rechtliche Relevanz und offene Rückfrage. Besonders gefährlich sind Formulierungen wie „selbstlernend“, „voll autonom“, „MDR-ready“, „sicher ohne Schutzzaun“ oder „keine personenbezogenen Daten“, wenn die technische Dokumentation das nicht trägt.</w:t>
-      </w:r>
-    </w:p>
-    <w:p>
-      <w:pPr>
-        <w:pStyle w:val="Heading3"/>
-      </w:pPr>
-      <w:r>
-        <w:rPr>
-          <w:rFonts w:ascii="Times New Roman" w:hAnsi="Times New Roman"/>
-        </w:rPr>
-        <w:t>Punkt 3</w:t>
-      </w:r>
-    </w:p>
-    <w:p>
-      <w:pPr>
-        <w:jc w:val="left"/>
-      </w:pPr>
-      <w:r>
-        <w:t>Im Gespräch mit Leonie Rottkamp, Bertram Kiendl und Jasper Rodenwald wurde deutlich, dass die Produktlinie nicht mit einer einzigen rechtlichen Schublade erfasst werden kann. Die Vellbruck Robotics GmbH liefert Hardware, Steuerungssoftware, Cloudfunktionen, Wartung und gelegentlich eine kundenspezifische Parametrisierung. Beim Betreiber Münchner Feinlogistik GmbH wurden Schutzfelder verändert, ohne dass klar ist, ob dies vom Admin-Panel gedeckt oder nur technisch möglich war. Der Pflegepilot im St.-Ludgerus-Klinikum München-Sendling verschärft die Lage, weil dort Sensorik, vulnerable Personen und medizinische Nähe zusammentreffen.</w:t>
-      </w:r>
-    </w:p>
-    <w:p>
-      <w:pPr>
-        <w:jc w:val="left"/>
-      </w:pPr>
-      <w:r>
-        <w:t>Für die anwaltliche Bearbeitung sollte zu diesem Punkt eine Belegspur angelegt werden: Dokument, Version, Datum, Verfasser, technische Quelle, rechtliche Relevanz und offene Rückfrage. Besonders gefährlich sind Formulierungen wie „selbstlernend“, „voll autonom“, „MDR-ready“, „sicher ohne Schutzzaun“ oder „keine personenbezogenen Daten“, wenn die technische Dokumentation das nicht trägt.</w:t>
-      </w:r>
-    </w:p>
-    <w:p>
-      <w:pPr>
-        <w:pStyle w:val="Heading3"/>
-      </w:pPr>
-      <w:r>
-        <w:rPr>
-          <w:rFonts w:ascii="Times New Roman" w:hAnsi="Times New Roman"/>
-        </w:rPr>
-        <w:t>Punkt 4</w:t>
-      </w:r>
-    </w:p>
-    <w:p>
-      <w:pPr>
-        <w:jc w:val="left"/>
-      </w:pPr>
-      <w:r>
-        <w:t>Im Gespräch mit Leonie Rottkamp, Bertram Kiendl und Jasper Rodenwald wurde deutlich, dass die Produktlinie nicht mit einer einzigen rechtlichen Schublade erfasst werden kann. Die Vellbruck Robotics GmbH liefert Hardware, Steuerungssoftware, Cloudfunktionen, Wartung und gelegentlich eine kundenspezifische Parametrisierung. Beim Betreiber Münchner Feinlogistik GmbH wurden Schutzfelder verändert, ohne dass klar ist, ob dies vom Admin-Panel gedeckt oder nur technisch möglich war. Der Pflegepilot im St.-Ludgerus-Klinikum München-Sendling verschärft die Lage, weil dort Sensorik, vulnerable Personen und medizinische Nähe zusammentreffen.</w:t>
-      </w:r>
-    </w:p>
-    <w:p>
-      <w:pPr>
-        <w:jc w:val="left"/>
-      </w:pPr>
-      <w:r>
-        <w:t>Für die anwaltliche Bearbeitung sollte zu diesem Punkt eine Belegspur angelegt werden: Dokument, Version, Datum, Verfasser, technische Quelle, rechtliche Relevanz und offene Rückfrage. Besonders gefährlich sind Formulierungen wie „selbstlernend“, „voll autonom“, „MDR-ready“, „sicher ohne Schutzzaun“ oder „keine personenbezogenen Daten“, wenn die technische Dokumentation das nicht trägt.</w:t>
-      </w:r>
-    </w:p>
-    <w:p>
-      <w:pPr>
-        <w:pStyle w:val="Heading3"/>
-      </w:pPr>
-      <w:r>
-        <w:rPr>
-          <w:rFonts w:ascii="Times New Roman" w:hAnsi="Times New Roman"/>
-        </w:rPr>
-        <w:t>Punkt 5</w:t>
-      </w:r>
-    </w:p>
-    <w:p>
-      <w:pPr>
-        <w:jc w:val="left"/>
-      </w:pPr>
-      <w:r>
-        <w:t>Im Gespräch mit Leonie Rottkamp, Bertram Kiendl und Jasper Rodenwald wurde deutlich, dass die Produktlinie nicht mit einer einzigen rechtlichen Schublade erfasst werden kann. Die Vellbruck Robotics GmbH liefert Hardware, Steuerungssoftware, Cloudfunktionen, Wartung und gelegentlich eine kundenspezifische Parametrisierung. Beim Betreiber Münchner Feinlogistik GmbH wurden Schutzfelder verändert, ohne dass klar ist, ob dies vom Admin-Panel gedeckt oder nur technisch möglich war. Der Pflegepilot im St.-Ludgerus-Klinikum München-Sendling verschärft die Lage, weil dort Sensorik, vulnerable Personen und medizinische Nähe zusammentreffen.</w:t>
-      </w:r>
-    </w:p>
-    <w:p>
-      <w:pPr>
-        <w:jc w:val="left"/>
-      </w:pPr>
-      <w:r>
-        <w:t>Für die anwaltliche Bearbeitung sollte zu diesem Punkt eine Belegspur angelegt werden: Dokument, Version, Datum, Verfasser, technische Quelle, rechtliche Relevanz und offene Rückfrage. Besonders gefährlich sind Formulierungen wie „selbstlernend“, „voll autonom“, „MDR-ready“, „sicher ohne Schutzzaun“ oder „keine personenbezogenen Daten“, wenn die technische Dokumentation das nicht trägt.</w:t>
-      </w:r>
-    </w:p>
-    <w:p>
-      <w:pPr>
-        <w:pStyle w:val="Heading3"/>
-      </w:pPr>
-      <w:r>
-        <w:rPr>
-          <w:rFonts w:ascii="Times New Roman" w:hAnsi="Times New Roman"/>
-        </w:rPr>
-        <w:t>Punkt 6</w:t>
-      </w:r>
-    </w:p>
-    <w:p>
-      <w:pPr>
-        <w:jc w:val="left"/>
-      </w:pPr>
-      <w:r>
-        <w:t>Im Gespräch mit Leonie Rottkamp, Bertram Kiendl und Jasper Rodenwald wurde deutlich, dass die Produktlinie nicht mit einer einzigen rechtlichen Schublade erfasst werden kann. Die Vellbruck Robotics GmbH liefert Hardware, Steuerungssoftware, Cloudfunktionen, Wartung und gelegentlich eine kundenspezifische Parametrisierung. Beim Betreiber Münchner Feinlogistik GmbH wurden Schutzfelder verändert, ohne dass klar ist, ob dies vom Admin-Panel gedeckt oder nur technisch möglich war. Der Pflegepilot im St.-Ludgerus-Klinikum München-Sendling verschärft die Lage, weil dort Sensorik, vulnerable Personen und medizinische Nähe zusammentreffen.</w:t>
-      </w:r>
-    </w:p>
-    <w:p>
-      <w:pPr>
-        <w:jc w:val="left"/>
-      </w:pPr>
-      <w:r>
-        <w:t>Für die anwaltliche Bearbeitung sollte zu diesem Punkt eine Belegspur angelegt werden: Dokument, Version, Datum, Verfasser, technische Quelle, rechtliche Relevanz und offene Rückfrage. Besonders gefährlich sind Formulierungen wie „selbstlernend“, „voll autonom“, „MDR-ready“, „sicher ohne Schutzzaun“ oder „keine personenbezogenen Daten“, wenn die technische Dokumentation das nicht trägt.</w:t>
-      </w:r>
-    </w:p>
-    <w:p>
-      <w:pPr>
-        <w:pStyle w:val="Heading3"/>
-      </w:pPr>
-      <w:r>
-        <w:rPr>
-          <w:rFonts w:ascii="Times New Roman" w:hAnsi="Times New Roman"/>
-        </w:rPr>
-        <w:t>Punkt 7</w:t>
-      </w:r>
-    </w:p>
-    <w:p>
-      <w:pPr>
-        <w:jc w:val="left"/>
-      </w:pPr>
-      <w:r>
-        <w:t>Im Gespräch mit Leonie Rottkamp, Bertram Kiendl und Jasper Rodenwald wurde deutlich, dass die Produktlinie nicht mit einer einzigen rechtlichen Schublade erfasst werden kann. Die Vellbruck Robotics GmbH liefert Hardware, Steuerungssoftware, Cloudfunktionen, Wartung und gelegentlich eine kundenspezifische Parametrisierung. Beim Betreiber Münchner Feinlogistik GmbH wurden Schutzfelder verändert, ohne dass klar ist, ob dies vom Admin-Panel gedeckt oder nur technisch möglich war. Der Pflegepilot im St.-Ludgerus-Klinikum München-Sendling verschärft die Lage, weil dort Sensorik, vulnerable Personen und medizinische Nähe zusammentreffen.</w:t>
-      </w:r>
-    </w:p>
-    <w:p>
-      <w:pPr>
-        <w:jc w:val="left"/>
-      </w:pPr>
-      <w:r>
-        <w:t>Für die anwaltliche Bearbeitung sollte zu diesem Punkt eine Belegspur angelegt werden: Dokument, Version, Datum, Verfasser, technische Quelle, rechtliche Relevanz und offene Rückfrage. Besonders gefährlich sind Formulierungen wie „selbstlernend“, „voll autonom“, „MDR-ready“, „sicher ohne Schutzzaun“ oder „keine personenbezogenen Daten“, wenn die technische Dokumentation das nicht trägt.</w:t>
+        <w:t>Die Messreihe wird nach dem verkürzten Validierungsplan (Aktenstück 20) wiederholt; ohne neue Messung wird 2.7.1 nicht für Sicherheitsfunktionen freigegeben.</w:t>
       </w:r>
     </w:p>
     <w:p>
@@ -352,7 +177,7 @@
         <w:pStyle w:val="ListBullet"/>
       </w:pPr>
       <w:r>
-        <w:t>Welche Firmware war am Unfalltag tatsächlich aktiv?</w:t>
+        <w:t>Welche Softwarestände sind bei Bestandskunden tatsächlich aktiv?</w:t>
       </w:r>
     </w:p>
     <w:p>
@@ -360,7 +185,7 @@
         <w:pStyle w:val="ListBullet"/>
       </w:pPr>
       <w:r>
-        <w:t>Welche Zweckbestimmung steht in der final ausgelieferten Anleitung?</w:t>
+        <w:t>Wer verantwortet die Fortschreibung der Beurteilung methodisch?</w:t>
       </w:r>
     </w:p>
     <w:p>
@@ -368,23 +193,7 @@
         <w:pStyle w:val="ListBullet"/>
       </w:pPr>
       <w:r>
-        <w:t>Welche Schutzfeldänderungen waren technisch möglich und vertraglich erlaubt?</w:t>
-      </w:r>
-    </w:p>
-    <w:p>
-      <w:pPr>
-        <w:pStyle w:val="ListBullet"/>
-      </w:pPr>
-      <w:r>
-        <w:t>Welche personenbezogenen Daten werden lokal, in der Cloud und in Supporttickets verarbeitet?</w:t>
-      </w:r>
-    </w:p>
-    <w:p>
-      <w:pPr>
-        <w:pStyle w:val="ListBullet"/>
-      </w:pPr>
-      <w:r>
-        <w:t>Welche Aussagen wurden gegenüber Kunden, Behörde und Versicherer bereits gemacht?</w:t>
+        <w:t>Welche Messungen verlangt die Validierung nach Patch 2.7.1 mindestens?</w:t>
       </w:r>
     </w:p>
     <w:sectPr>
